--- a/src/assets/templates/servicebericht-vorlage.docx
+++ b/src/assets/templates/servicebericht-vorlage.docx
@@ -3182,48 +3182,1002 @@
         </w:rPr>
       </w:pPr>
     </w:p>
-    <w:p>
-      <w:r>
-        <w:lastRenderedPageBreak/>
-        <w:t xml:space="preserve">    </w:t>
-      </w:r>
-      <w:r>
-        <w:t xml:space="preserve">  </w:t>
-      </w:r>
-      <w:r>
-        <w:t xml:space="preserve"> </w:t>
-      </w:r>
-      <w:bookmarkStart w:id="4" w:name="_MON_1824269125"/>
-      <w:bookmarkEnd w:id="4"/>
-      <w:r>
-        <w:object w:dxaOrig="12930" w:dyaOrig="3954" w14:anchorId="66C0E614">
-          <v:shapetype id="_x0000_t75" coordsize="21600,21600" o:spt="75" o:preferrelative="t" path="m@4@5l@4@11@9@11@9@5xe" filled="f" stroked="f">
-            <v:stroke joinstyle="miter"/>
-            <v:formulas>
-              <v:f eqn="if lineDrawn pixelLineWidth 0"/>
-              <v:f eqn="sum @0 1 0"/>
-              <v:f eqn="sum 0 0 @1"/>
-              <v:f eqn="prod @2 1 2"/>
-              <v:f eqn="prod @3 21600 pixelWidth"/>
-              <v:f eqn="prod @3 21600 pixelHeight"/>
-              <v:f eqn="sum @0 0 1"/>
-              <v:f eqn="prod @6 1 2"/>
-              <v:f eqn="prod @7 21600 pixelWidth"/>
-              <v:f eqn="sum @8 21600 0"/>
-              <v:f eqn="prod @7 21600 pixelHeight"/>
-              <v:f eqn="sum @10 21600 0"/>
-            </v:formulas>
-            <v:path o:extrusionok="f" gradientshapeok="t" o:connecttype="rect"/>
-            <o:lock v:ext="edit" aspectratio="t"/>
-          </v:shapetype>
-          <v:shape id="_x0000_i1025" type="#_x0000_t75" style="width:517.1pt;height:165.5pt" o:ole="">
-            <v:imagedata r:id="rId20" o:title="" cropright="22804f"/>
-            <o:lock v:ext="edit" aspectratio="f"/>
-          </v:shape>
-          <o:OLEObject Type="Embed" ProgID="Excel.Sheet.8" ShapeID="_x0000_i1025" DrawAspect="Content" ObjectID="_1848649509" r:id="rId21"/>
-        </w:object>
-      </w:r>
-    </w:p>
+    <w:tbl>
+      <w:tblPr>
+        <w:tblW w:w="10079" w:type="dxa"/>
+        <w:tblInd w:w="438" w:type="dxa"/>
+        <w:tblBorders>
+          <w:top w:val="single" w:sz="8" w:space="0" w:color="000000" w:themeColor="text1"/>
+          <w:left w:val="single" w:sz="8" w:space="0" w:color="000000" w:themeColor="text1"/>
+          <w:bottom w:val="single" w:sz="8" w:space="0" w:color="000000" w:themeColor="text1"/>
+          <w:right w:val="single" w:sz="8" w:space="0" w:color="000000" w:themeColor="text1"/>
+          <w:insideH w:val="single" w:sz="8" w:space="0" w:color="000000" w:themeColor="text1"/>
+          <w:insideV w:val="single" w:sz="8" w:space="0" w:color="000000" w:themeColor="text1"/>
+        </w:tblBorders>
+        <w:tblLayout w:type="fixed"/>
+        <w:tblCellMar>
+          <w:left w:w="57" w:type="dxa"/>
+          <w:right w:w="57" w:type="dxa"/>
+        </w:tblCellMar>
+        <w:tblLook w:val="04A0" w:firstRow="1" w:lastRow="0" w:firstColumn="1" w:lastColumn="0" w:noHBand="0" w:noVBand="1"/>
+      </w:tblPr>
+      <w:tblGrid>
+        <w:gridCol w:w="1060"/>
+        <w:gridCol w:w="1799"/>
+        <w:gridCol w:w="820"/>
+        <w:gridCol w:w="700"/>
+        <w:gridCol w:w="820"/>
+        <w:gridCol w:w="820"/>
+        <w:gridCol w:w="900"/>
+        <w:gridCol w:w="820"/>
+        <w:gridCol w:w="820"/>
+        <w:gridCol w:w="820"/>
+        <w:gridCol w:w="700"/>
+      </w:tblGrid>
+      <w:tr>
+        <w:trPr>
+          <w:cantSplit/>
+          <w:tblHeader/>
+        </w:trPr>
+        <w:tc>
+          <w:tcPr>
+            <w:tcW w:w="1060" w:type="dxa"/>
+            <w:vMerge w:val="restart"/>
+            <w:vAlign w:val="center"/>
+          </w:tcPr>
+          <w:p>
+            <w:pPr>
+              <w:spacing w:before="20" w:after="20" w:line="240" w:lineRule="auto"/>
+              <w:jc w:val="center"/>
+              <w:rPr>
+                <w:rFonts w:ascii="Arial" w:hAnsi="Arial" w:cs="Arial"/>
+                <w:b/>
+                <w:bCs/>
+                <w:sz w:val="16"/>
+                <w:szCs w:val="16"/>
+              </w:rPr>
+            </w:pPr>
+            <w:r>
+              <w:rPr>
+                <w:rFonts w:ascii="Arial" w:hAnsi="Arial" w:cs="Arial"/>
+                <w:b/>
+                <w:bCs/>
+                <w:sz w:val="16"/>
+                <w:szCs w:val="16"/>
+              </w:rPr>
+              <w:t xml:space="preserve">Datum</w:t>
+            </w:r>
+          </w:p>
+        </w:tc>
+        <w:tc>
+          <w:tcPr>
+            <w:tcW w:w="1799" w:type="dxa"/>
+            <w:vMerge w:val="restart"/>
+            <w:vAlign w:val="center"/>
+          </w:tcPr>
+          <w:p>
+            <w:pPr>
+              <w:spacing w:before="20" w:after="20" w:line="240" w:lineRule="auto"/>
+              <w:jc w:val="center"/>
+              <w:rPr>
+                <w:rFonts w:ascii="Arial" w:hAnsi="Arial" w:cs="Arial"/>
+                <w:b/>
+                <w:bCs/>
+                <w:sz w:val="16"/>
+                <w:szCs w:val="16"/>
+              </w:rPr>
+            </w:pPr>
+            <w:r>
+              <w:rPr>
+                <w:rFonts w:ascii="Arial" w:hAnsi="Arial" w:cs="Arial"/>
+                <w:b/>
+                <w:bCs/>
+                <w:sz w:val="16"/>
+                <w:szCs w:val="16"/>
+              </w:rPr>
+              <w:t xml:space="preserve">Techniker</w:t>
+            </w:r>
+          </w:p>
+        </w:tc>
+        <w:tc>
+          <w:tcPr>
+            <w:tcW w:w="1520" w:type="dxa"/>
+            <w:gridSpan w:val="2"/>
+            <w:vAlign w:val="center"/>
+          </w:tcPr>
+          <w:p>
+            <w:pPr>
+              <w:spacing w:before="20" w:after="20" w:line="240" w:lineRule="auto"/>
+              <w:jc w:val="center"/>
+              <w:rPr>
+                <w:rFonts w:ascii="Arial" w:hAnsi="Arial" w:cs="Arial"/>
+                <w:b/>
+                <w:bCs/>
+                <w:sz w:val="16"/>
+                <w:szCs w:val="16"/>
+              </w:rPr>
+            </w:pPr>
+            <w:r>
+              <w:rPr>
+                <w:rFonts w:ascii="Arial" w:hAnsi="Arial" w:cs="Arial"/>
+                <w:b/>
+                <w:bCs/>
+                <w:sz w:val="16"/>
+                <w:szCs w:val="16"/>
+              </w:rPr>
+              <w:t xml:space="preserve">Anfahrt</w:t>
+            </w:r>
+          </w:p>
+        </w:tc>
+        <w:tc>
+          <w:tcPr>
+            <w:tcW w:w="4180" w:type="dxa"/>
+            <w:gridSpan w:val="5"/>
+            <w:vAlign w:val="center"/>
+          </w:tcPr>
+          <w:p>
+            <w:pPr>
+              <w:spacing w:before="20" w:after="20" w:line="240" w:lineRule="auto"/>
+              <w:jc w:val="center"/>
+              <w:rPr>
+                <w:rFonts w:ascii="Arial" w:hAnsi="Arial" w:cs="Arial"/>
+                <w:b/>
+                <w:bCs/>
+                <w:sz w:val="16"/>
+                <w:szCs w:val="16"/>
+              </w:rPr>
+            </w:pPr>
+            <w:r>
+              <w:rPr>
+                <w:rFonts w:ascii="Arial" w:hAnsi="Arial" w:cs="Arial"/>
+                <w:b/>
+                <w:bCs/>
+                <w:sz w:val="16"/>
+                <w:szCs w:val="16"/>
+              </w:rPr>
+              <w:t xml:space="preserve">Arbeitszeit</w:t>
+            </w:r>
+          </w:p>
+        </w:tc>
+        <w:tc>
+          <w:tcPr>
+            <w:tcW w:w="1520" w:type="dxa"/>
+            <w:gridSpan w:val="2"/>
+            <w:vAlign w:val="center"/>
+          </w:tcPr>
+          <w:p>
+            <w:pPr>
+              <w:spacing w:before="20" w:after="20" w:line="240" w:lineRule="auto"/>
+              <w:jc w:val="center"/>
+              <w:rPr>
+                <w:rFonts w:ascii="Arial" w:hAnsi="Arial" w:cs="Arial"/>
+                <w:b/>
+                <w:bCs/>
+                <w:sz w:val="16"/>
+                <w:szCs w:val="16"/>
+              </w:rPr>
+            </w:pPr>
+            <w:r>
+              <w:rPr>
+                <w:rFonts w:ascii="Arial" w:hAnsi="Arial" w:cs="Arial"/>
+                <w:b/>
+                <w:bCs/>
+                <w:sz w:val="16"/>
+                <w:szCs w:val="16"/>
+              </w:rPr>
+              <w:t xml:space="preserve">Abfahrt</w:t>
+            </w:r>
+          </w:p>
+        </w:tc>
+      </w:tr>
+      <w:tr>
+        <w:trPr>
+          <w:cantSplit/>
+          <w:tblHeader/>
+        </w:trPr>
+        <w:tc>
+          <w:tcPr>
+            <w:tcW w:w="1060" w:type="dxa"/>
+            <w:vMerge/>
+            <w:vAlign w:val="center"/>
+          </w:tcPr>
+          <w:p>
+            <w:pPr>
+              <w:spacing w:before="20" w:after="20" w:line="240" w:lineRule="auto"/>
+              <w:jc w:val="center"/>
+              <w:rPr>
+                <w:rFonts w:ascii="Arial" w:hAnsi="Arial" w:cs="Arial"/>
+                <w:sz w:val="16"/>
+                <w:szCs w:val="16"/>
+              </w:rPr>
+            </w:pPr>
+          </w:p>
+        </w:tc>
+        <w:tc>
+          <w:tcPr>
+            <w:tcW w:w="1799" w:type="dxa"/>
+            <w:vMerge/>
+            <w:vAlign w:val="center"/>
+          </w:tcPr>
+          <w:p>
+            <w:pPr>
+              <w:spacing w:before="20" w:after="20" w:line="240" w:lineRule="auto"/>
+              <w:jc w:val="center"/>
+              <w:rPr>
+                <w:rFonts w:ascii="Arial" w:hAnsi="Arial" w:cs="Arial"/>
+                <w:sz w:val="16"/>
+                <w:szCs w:val="16"/>
+              </w:rPr>
+            </w:pPr>
+          </w:p>
+        </w:tc>
+        <w:tc>
+          <w:tcPr>
+            <w:tcW w:w="820" w:type="dxa"/>
+            <w:vAlign w:val="center"/>
+          </w:tcPr>
+          <w:p>
+            <w:pPr>
+              <w:spacing w:before="20" w:after="20" w:line="240" w:lineRule="auto"/>
+              <w:jc w:val="center"/>
+              <w:rPr>
+                <w:rFonts w:ascii="Arial" w:hAnsi="Arial" w:cs="Arial"/>
+                <w:sz w:val="16"/>
+                <w:szCs w:val="16"/>
+              </w:rPr>
+            </w:pPr>
+            <w:r>
+              <w:rPr>
+                <w:rFonts w:ascii="Arial" w:hAnsi="Arial" w:cs="Arial"/>
+                <w:sz w:val="16"/>
+                <w:szCs w:val="16"/>
+              </w:rPr>
+              <w:t xml:space="preserve">Fahrzeit</w:t>
+            </w:r>
+          </w:p>
+        </w:tc>
+        <w:tc>
+          <w:tcPr>
+            <w:tcW w:w="700" w:type="dxa"/>
+            <w:vAlign w:val="center"/>
+          </w:tcPr>
+          <w:p>
+            <w:pPr>
+              <w:spacing w:before="20" w:after="20" w:line="240" w:lineRule="auto"/>
+              <w:jc w:val="center"/>
+              <w:rPr>
+                <w:rFonts w:ascii="Arial" w:hAnsi="Arial" w:cs="Arial"/>
+                <w:sz w:val="16"/>
+                <w:szCs w:val="16"/>
+              </w:rPr>
+            </w:pPr>
+            <w:r>
+              <w:rPr>
+                <w:rFonts w:ascii="Arial" w:hAnsi="Arial" w:cs="Arial"/>
+                <w:sz w:val="16"/>
+                <w:szCs w:val="16"/>
+              </w:rPr>
+              <w:t xml:space="preserve">Km</w:t>
+            </w:r>
+          </w:p>
+        </w:tc>
+        <w:tc>
+          <w:tcPr>
+            <w:tcW w:w="820" w:type="dxa"/>
+            <w:vAlign w:val="center"/>
+          </w:tcPr>
+          <w:p>
+            <w:pPr>
+              <w:spacing w:before="20" w:after="20" w:line="240" w:lineRule="auto"/>
+              <w:jc w:val="center"/>
+              <w:rPr>
+                <w:rFonts w:ascii="Arial" w:hAnsi="Arial" w:cs="Arial"/>
+                <w:sz w:val="16"/>
+                <w:szCs w:val="16"/>
+              </w:rPr>
+            </w:pPr>
+            <w:r>
+              <w:rPr>
+                <w:rFonts w:ascii="Arial" w:hAnsi="Arial" w:cs="Arial"/>
+                <w:sz w:val="16"/>
+                <w:szCs w:val="16"/>
+              </w:rPr>
+              <w:t xml:space="preserve">von</w:t>
+            </w:r>
+          </w:p>
+        </w:tc>
+        <w:tc>
+          <w:tcPr>
+            <w:tcW w:w="820" w:type="dxa"/>
+            <w:vAlign w:val="center"/>
+          </w:tcPr>
+          <w:p>
+            <w:pPr>
+              <w:spacing w:before="20" w:after="20" w:line="240" w:lineRule="auto"/>
+              <w:jc w:val="center"/>
+              <w:rPr>
+                <w:rFonts w:ascii="Arial" w:hAnsi="Arial" w:cs="Arial"/>
+                <w:sz w:val="16"/>
+                <w:szCs w:val="16"/>
+              </w:rPr>
+            </w:pPr>
+            <w:r>
+              <w:rPr>
+                <w:rFonts w:ascii="Arial" w:hAnsi="Arial" w:cs="Arial"/>
+                <w:sz w:val="16"/>
+                <w:szCs w:val="16"/>
+              </w:rPr>
+              <w:t xml:space="preserve">bis</w:t>
+            </w:r>
+          </w:p>
+        </w:tc>
+        <w:tc>
+          <w:tcPr>
+            <w:tcW w:w="900" w:type="dxa"/>
+            <w:vAlign w:val="center"/>
+          </w:tcPr>
+          <w:p>
+            <w:pPr>
+              <w:spacing w:before="20" w:after="20" w:line="240" w:lineRule="auto"/>
+              <w:jc w:val="center"/>
+              <w:rPr>
+                <w:rFonts w:ascii="Arial" w:hAnsi="Arial" w:cs="Arial"/>
+                <w:sz w:val="16"/>
+                <w:szCs w:val="16"/>
+              </w:rPr>
+            </w:pPr>
+            <w:r>
+              <w:rPr>
+                <w:rFonts w:ascii="Arial" w:hAnsi="Arial" w:cs="Arial"/>
+                <w:sz w:val="16"/>
+                <w:szCs w:val="16"/>
+              </w:rPr>
+              <w:t xml:space="preserve">Stunden</w:t>
+            </w:r>
+          </w:p>
+        </w:tc>
+        <w:tc>
+          <w:tcPr>
+            <w:tcW w:w="820" w:type="dxa"/>
+            <w:vAlign w:val="center"/>
+          </w:tcPr>
+          <w:p>
+            <w:pPr>
+              <w:spacing w:before="20" w:after="20" w:line="240" w:lineRule="auto"/>
+              <w:jc w:val="center"/>
+              <w:rPr>
+                <w:rFonts w:ascii="Arial" w:hAnsi="Arial" w:cs="Arial"/>
+                <w:sz w:val="16"/>
+                <w:szCs w:val="16"/>
+              </w:rPr>
+            </w:pPr>
+            <w:r>
+              <w:rPr>
+                <w:rFonts w:ascii="Arial" w:hAnsi="Arial" w:cs="Arial"/>
+                <w:sz w:val="16"/>
+                <w:szCs w:val="16"/>
+              </w:rPr>
+              <w:t xml:space="preserve">Ü-Std.</w:t>
+            </w:r>
+          </w:p>
+        </w:tc>
+        <w:tc>
+          <w:tcPr>
+            <w:tcW w:w="820" w:type="dxa"/>
+            <w:vAlign w:val="center"/>
+          </w:tcPr>
+          <w:p>
+            <w:pPr>
+              <w:spacing w:before="20" w:after="20" w:line="240" w:lineRule="auto"/>
+              <w:jc w:val="center"/>
+              <w:rPr>
+                <w:rFonts w:ascii="Arial" w:hAnsi="Arial" w:cs="Arial"/>
+                <w:sz w:val="16"/>
+                <w:szCs w:val="16"/>
+              </w:rPr>
+            </w:pPr>
+            <w:r>
+              <w:rPr>
+                <w:rFonts w:ascii="Arial" w:hAnsi="Arial" w:cs="Arial"/>
+                <w:sz w:val="16"/>
+                <w:szCs w:val="16"/>
+              </w:rPr>
+              <w:t xml:space="preserve">Pause</w:t>
+            </w:r>
+          </w:p>
+        </w:tc>
+        <w:tc>
+          <w:tcPr>
+            <w:tcW w:w="820" w:type="dxa"/>
+            <w:vAlign w:val="center"/>
+          </w:tcPr>
+          <w:p>
+            <w:pPr>
+              <w:spacing w:before="20" w:after="20" w:line="240" w:lineRule="auto"/>
+              <w:jc w:val="center"/>
+              <w:rPr>
+                <w:rFonts w:ascii="Arial" w:hAnsi="Arial" w:cs="Arial"/>
+                <w:sz w:val="16"/>
+                <w:szCs w:val="16"/>
+              </w:rPr>
+            </w:pPr>
+            <w:r>
+              <w:rPr>
+                <w:rFonts w:ascii="Arial" w:hAnsi="Arial" w:cs="Arial"/>
+                <w:sz w:val="16"/>
+                <w:szCs w:val="16"/>
+              </w:rPr>
+              <w:t xml:space="preserve">Fahrzeit</w:t>
+            </w:r>
+          </w:p>
+        </w:tc>
+        <w:tc>
+          <w:tcPr>
+            <w:tcW w:w="700" w:type="dxa"/>
+            <w:vAlign w:val="center"/>
+          </w:tcPr>
+          <w:p>
+            <w:pPr>
+              <w:spacing w:before="20" w:after="20" w:line="240" w:lineRule="auto"/>
+              <w:jc w:val="center"/>
+              <w:rPr>
+                <w:rFonts w:ascii="Arial" w:hAnsi="Arial" w:cs="Arial"/>
+                <w:sz w:val="16"/>
+                <w:szCs w:val="16"/>
+              </w:rPr>
+            </w:pPr>
+            <w:r>
+              <w:rPr>
+                <w:rFonts w:ascii="Arial" w:hAnsi="Arial" w:cs="Arial"/>
+                <w:sz w:val="16"/>
+                <w:szCs w:val="16"/>
+              </w:rPr>
+              <w:t xml:space="preserve">Km</w:t>
+            </w:r>
+          </w:p>
+        </w:tc>
+      </w:tr>
+      <w:tr>
+        <w:trPr>
+          <w:cantSplit/>
+        </w:trPr>
+        <w:tc>
+          <w:tcPr>
+            <w:tcW w:w="1060" w:type="dxa"/>
+            <w:vAlign w:val="center"/>
+          </w:tcPr>
+          <w:p>
+            <w:pPr>
+              <w:spacing w:before="20" w:after="20" w:line="240" w:lineRule="auto"/>
+              <w:jc w:val="center"/>
+              <w:rPr>
+                <w:rFonts w:ascii="Arial" w:hAnsi="Arial" w:cs="Arial"/>
+                <w:sz w:val="16"/>
+                <w:szCs w:val="16"/>
+              </w:rPr>
+            </w:pPr>
+            <w:r>
+              <w:rPr>
+                <w:rFonts w:ascii="Arial" w:hAnsi="Arial" w:cs="Arial"/>
+                <w:sz w:val="16"/>
+                <w:szCs w:val="16"/>
+              </w:rPr>
+              <w:t xml:space="preserve">{#timeRows}{date}</w:t>
+            </w:r>
+          </w:p>
+        </w:tc>
+        <w:tc>
+          <w:tcPr>
+            <w:tcW w:w="1799" w:type="dxa"/>
+            <w:vAlign w:val="center"/>
+          </w:tcPr>
+          <w:p>
+            <w:pPr>
+              <w:spacing w:before="20" w:after="20" w:line="240" w:lineRule="auto"/>
+              <w:jc w:val="left"/>
+              <w:rPr>
+                <w:rFonts w:ascii="Arial" w:hAnsi="Arial" w:cs="Arial"/>
+                <w:sz w:val="16"/>
+                <w:szCs w:val="16"/>
+              </w:rPr>
+            </w:pPr>
+            <w:r>
+              <w:rPr>
+                <w:rFonts w:ascii="Arial" w:hAnsi="Arial" w:cs="Arial"/>
+                <w:sz w:val="16"/>
+                <w:szCs w:val="16"/>
+              </w:rPr>
+              <w:t xml:space="preserve">{technician}</w:t>
+            </w:r>
+          </w:p>
+        </w:tc>
+        <w:tc>
+          <w:tcPr>
+            <w:tcW w:w="820" w:type="dxa"/>
+            <w:vAlign w:val="center"/>
+          </w:tcPr>
+          <w:p>
+            <w:pPr>
+              <w:spacing w:before="20" w:after="20" w:line="240" w:lineRule="auto"/>
+              <w:jc w:val="center"/>
+              <w:rPr>
+                <w:rFonts w:ascii="Arial" w:hAnsi="Arial" w:cs="Arial"/>
+                <w:sz w:val="16"/>
+                <w:szCs w:val="16"/>
+              </w:rPr>
+            </w:pPr>
+            <w:r>
+              <w:rPr>
+                <w:rFonts w:ascii="Arial" w:hAnsi="Arial" w:cs="Arial"/>
+                <w:sz w:val="16"/>
+                <w:szCs w:val="16"/>
+              </w:rPr>
+              <w:t xml:space="preserve">{outboundTravel}</w:t>
+            </w:r>
+          </w:p>
+        </w:tc>
+        <w:tc>
+          <w:tcPr>
+            <w:tcW w:w="700" w:type="dxa"/>
+            <w:vAlign w:val="center"/>
+          </w:tcPr>
+          <w:p>
+            <w:pPr>
+              <w:spacing w:before="20" w:after="20" w:line="240" w:lineRule="auto"/>
+              <w:jc w:val="center"/>
+              <w:rPr>
+                <w:rFonts w:ascii="Arial" w:hAnsi="Arial" w:cs="Arial"/>
+                <w:sz w:val="16"/>
+                <w:szCs w:val="16"/>
+              </w:rPr>
+            </w:pPr>
+            <w:r>
+              <w:rPr>
+                <w:rFonts w:ascii="Arial" w:hAnsi="Arial" w:cs="Arial"/>
+                <w:sz w:val="16"/>
+                <w:szCs w:val="16"/>
+              </w:rPr>
+              <w:t xml:space="preserve">{outboundKm}</w:t>
+            </w:r>
+          </w:p>
+        </w:tc>
+        <w:tc>
+          <w:tcPr>
+            <w:tcW w:w="820" w:type="dxa"/>
+            <w:vAlign w:val="center"/>
+          </w:tcPr>
+          <w:p>
+            <w:pPr>
+              <w:spacing w:before="20" w:after="20" w:line="240" w:lineRule="auto"/>
+              <w:jc w:val="center"/>
+              <w:rPr>
+                <w:rFonts w:ascii="Arial" w:hAnsi="Arial" w:cs="Arial"/>
+                <w:sz w:val="16"/>
+                <w:szCs w:val="16"/>
+              </w:rPr>
+            </w:pPr>
+            <w:r>
+              <w:rPr>
+                <w:rFonts w:ascii="Arial" w:hAnsi="Arial" w:cs="Arial"/>
+                <w:sz w:val="16"/>
+                <w:szCs w:val="16"/>
+              </w:rPr>
+              <w:t xml:space="preserve">{from}</w:t>
+            </w:r>
+          </w:p>
+        </w:tc>
+        <w:tc>
+          <w:tcPr>
+            <w:tcW w:w="820" w:type="dxa"/>
+            <w:vAlign w:val="center"/>
+          </w:tcPr>
+          <w:p>
+            <w:pPr>
+              <w:spacing w:before="20" w:after="20" w:line="240" w:lineRule="auto"/>
+              <w:jc w:val="center"/>
+              <w:rPr>
+                <w:rFonts w:ascii="Arial" w:hAnsi="Arial" w:cs="Arial"/>
+                <w:sz w:val="16"/>
+                <w:szCs w:val="16"/>
+              </w:rPr>
+            </w:pPr>
+            <w:r>
+              <w:rPr>
+                <w:rFonts w:ascii="Arial" w:hAnsi="Arial" w:cs="Arial"/>
+                <w:sz w:val="16"/>
+                <w:szCs w:val="16"/>
+              </w:rPr>
+              <w:t xml:space="preserve">{to}</w:t>
+            </w:r>
+          </w:p>
+        </w:tc>
+        <w:tc>
+          <w:tcPr>
+            <w:tcW w:w="900" w:type="dxa"/>
+            <w:vAlign w:val="center"/>
+          </w:tcPr>
+          <w:p>
+            <w:pPr>
+              <w:spacing w:before="20" w:after="20" w:line="240" w:lineRule="auto"/>
+              <w:jc w:val="center"/>
+              <w:rPr>
+                <w:rFonts w:ascii="Arial" w:hAnsi="Arial" w:cs="Arial"/>
+                <w:sz w:val="16"/>
+                <w:szCs w:val="16"/>
+              </w:rPr>
+            </w:pPr>
+            <w:r>
+              <w:rPr>
+                <w:rFonts w:ascii="Arial" w:hAnsi="Arial" w:cs="Arial"/>
+                <w:sz w:val="16"/>
+                <w:szCs w:val="16"/>
+              </w:rPr>
+              <w:t xml:space="preserve">{hours}</w:t>
+            </w:r>
+          </w:p>
+        </w:tc>
+        <w:tc>
+          <w:tcPr>
+            <w:tcW w:w="820" w:type="dxa"/>
+            <w:vAlign w:val="center"/>
+          </w:tcPr>
+          <w:p>
+            <w:pPr>
+              <w:spacing w:before="20" w:after="20" w:line="240" w:lineRule="auto"/>
+              <w:jc w:val="center"/>
+              <w:rPr>
+                <w:rFonts w:ascii="Arial" w:hAnsi="Arial" w:cs="Arial"/>
+                <w:sz w:val="16"/>
+                <w:szCs w:val="16"/>
+              </w:rPr>
+            </w:pPr>
+            <w:r>
+              <w:rPr>
+                <w:rFonts w:ascii="Arial" w:hAnsi="Arial" w:cs="Arial"/>
+                <w:sz w:val="16"/>
+                <w:szCs w:val="16"/>
+              </w:rPr>
+              <w:t xml:space="preserve">{overtime}</w:t>
+            </w:r>
+          </w:p>
+        </w:tc>
+        <w:tc>
+          <w:tcPr>
+            <w:tcW w:w="820" w:type="dxa"/>
+            <w:vAlign w:val="center"/>
+          </w:tcPr>
+          <w:p>
+            <w:pPr>
+              <w:spacing w:before="20" w:after="20" w:line="240" w:lineRule="auto"/>
+              <w:jc w:val="center"/>
+              <w:rPr>
+                <w:rFonts w:ascii="Arial" w:hAnsi="Arial" w:cs="Arial"/>
+                <w:sz w:val="16"/>
+                <w:szCs w:val="16"/>
+              </w:rPr>
+            </w:pPr>
+            <w:r>
+              <w:rPr>
+                <w:rFonts w:ascii="Arial" w:hAnsi="Arial" w:cs="Arial"/>
+                <w:sz w:val="16"/>
+                <w:szCs w:val="16"/>
+              </w:rPr>
+              <w:t xml:space="preserve">{pause}</w:t>
+            </w:r>
+          </w:p>
+        </w:tc>
+        <w:tc>
+          <w:tcPr>
+            <w:tcW w:w="820" w:type="dxa"/>
+            <w:vAlign w:val="center"/>
+          </w:tcPr>
+          <w:p>
+            <w:pPr>
+              <w:spacing w:before="20" w:after="20" w:line="240" w:lineRule="auto"/>
+              <w:jc w:val="center"/>
+              <w:rPr>
+                <w:rFonts w:ascii="Arial" w:hAnsi="Arial" w:cs="Arial"/>
+                <w:sz w:val="16"/>
+                <w:szCs w:val="16"/>
+              </w:rPr>
+            </w:pPr>
+            <w:r>
+              <w:rPr>
+                <w:rFonts w:ascii="Arial" w:hAnsi="Arial" w:cs="Arial"/>
+                <w:sz w:val="16"/>
+                <w:szCs w:val="16"/>
+              </w:rPr>
+              <w:t xml:space="preserve">{returnTravel}</w:t>
+            </w:r>
+          </w:p>
+        </w:tc>
+        <w:tc>
+          <w:tcPr>
+            <w:tcW w:w="700" w:type="dxa"/>
+            <w:vAlign w:val="center"/>
+          </w:tcPr>
+          <w:p>
+            <w:pPr>
+              <w:spacing w:before="20" w:after="20" w:line="240" w:lineRule="auto"/>
+              <w:jc w:val="center"/>
+              <w:rPr>
+                <w:rFonts w:ascii="Arial" w:hAnsi="Arial" w:cs="Arial"/>
+                <w:sz w:val="16"/>
+                <w:szCs w:val="16"/>
+              </w:rPr>
+            </w:pPr>
+            <w:r>
+              <w:rPr>
+                <w:rFonts w:ascii="Arial" w:hAnsi="Arial" w:cs="Arial"/>
+                <w:sz w:val="16"/>
+                <w:szCs w:val="16"/>
+              </w:rPr>
+              <w:t xml:space="preserve">{returnKm}{/timeRows}</w:t>
+            </w:r>
+          </w:p>
+        </w:tc>
+      </w:tr>
+      <w:tr>
+        <w:trPr>
+          <w:cantSplit/>
+        </w:trPr>
+        <w:tc>
+          <w:tcPr>
+            <w:tcW w:w="2859" w:type="dxa"/>
+            <w:gridSpan w:val="2"/>
+            <w:vAlign w:val="center"/>
+          </w:tcPr>
+          <w:p>
+            <w:pPr>
+              <w:spacing w:before="20" w:after="20" w:line="240" w:lineRule="auto"/>
+              <w:jc w:val="left"/>
+              <w:rPr>
+                <w:rFonts w:ascii="Arial" w:hAnsi="Arial" w:cs="Arial"/>
+                <w:b/>
+                <w:bCs/>
+                <w:sz w:val="16"/>
+                <w:szCs w:val="16"/>
+              </w:rPr>
+            </w:pPr>
+            <w:r>
+              <w:rPr>
+                <w:rFonts w:ascii="Arial" w:hAnsi="Arial" w:cs="Arial"/>
+                <w:b/>
+                <w:bCs/>
+                <w:sz w:val="16"/>
+                <w:szCs w:val="16"/>
+              </w:rPr>
+              <w:t xml:space="preserve">Gesamt:</w:t>
+            </w:r>
+          </w:p>
+        </w:tc>
+        <w:tc>
+          <w:tcPr>
+            <w:tcW w:w="820" w:type="dxa"/>
+            <w:vAlign w:val="center"/>
+          </w:tcPr>
+          <w:p>
+            <w:pPr>
+              <w:spacing w:before="20" w:after="20" w:line="240" w:lineRule="auto"/>
+              <w:jc w:val="center"/>
+              <w:rPr>
+                <w:rFonts w:ascii="Arial" w:hAnsi="Arial" w:cs="Arial"/>
+                <w:b/>
+                <w:bCs/>
+                <w:sz w:val="16"/>
+                <w:szCs w:val="16"/>
+              </w:rPr>
+            </w:pPr>
+            <w:r>
+              <w:rPr>
+                <w:rFonts w:ascii="Arial" w:hAnsi="Arial" w:cs="Arial"/>
+                <w:b/>
+                <w:bCs/>
+                <w:sz w:val="16"/>
+                <w:szCs w:val="16"/>
+              </w:rPr>
+              <w:t xml:space="preserve">{totalOutboundTravel}</w:t>
+            </w:r>
+          </w:p>
+        </w:tc>
+        <w:tc>
+          <w:tcPr>
+            <w:tcW w:w="700" w:type="dxa"/>
+            <w:vAlign w:val="center"/>
+          </w:tcPr>
+          <w:p>
+            <w:pPr>
+              <w:spacing w:before="20" w:after="20" w:line="240" w:lineRule="auto"/>
+              <w:jc w:val="center"/>
+              <w:rPr>
+                <w:rFonts w:ascii="Arial" w:hAnsi="Arial" w:cs="Arial"/>
+                <w:b/>
+                <w:bCs/>
+                <w:sz w:val="16"/>
+                <w:szCs w:val="16"/>
+              </w:rPr>
+            </w:pPr>
+            <w:r>
+              <w:rPr>
+                <w:rFonts w:ascii="Arial" w:hAnsi="Arial" w:cs="Arial"/>
+                <w:b/>
+                <w:bCs/>
+                <w:sz w:val="16"/>
+                <w:szCs w:val="16"/>
+              </w:rPr>
+              <w:t xml:space="preserve">{totalOutboundKm}</w:t>
+            </w:r>
+          </w:p>
+        </w:tc>
+        <w:tc>
+          <w:tcPr>
+            <w:tcW w:w="820" w:type="dxa"/>
+            <w:vAlign w:val="center"/>
+          </w:tcPr>
+          <w:p>
+            <w:pPr>
+              <w:spacing w:before="20" w:after="20" w:line="240" w:lineRule="auto"/>
+              <w:jc w:val="center"/>
+              <w:rPr>
+                <w:rFonts w:ascii="Arial" w:hAnsi="Arial" w:cs="Arial"/>
+                <w:sz w:val="16"/>
+                <w:szCs w:val="16"/>
+              </w:rPr>
+            </w:pPr>
+          </w:p>
+        </w:tc>
+        <w:tc>
+          <w:tcPr>
+            <w:tcW w:w="820" w:type="dxa"/>
+            <w:vAlign w:val="center"/>
+          </w:tcPr>
+          <w:p>
+            <w:pPr>
+              <w:spacing w:before="20" w:after="20" w:line="240" w:lineRule="auto"/>
+              <w:jc w:val="center"/>
+              <w:rPr>
+                <w:rFonts w:ascii="Arial" w:hAnsi="Arial" w:cs="Arial"/>
+                <w:sz w:val="16"/>
+                <w:szCs w:val="16"/>
+              </w:rPr>
+            </w:pPr>
+          </w:p>
+        </w:tc>
+        <w:tc>
+          <w:tcPr>
+            <w:tcW w:w="900" w:type="dxa"/>
+            <w:vAlign w:val="center"/>
+          </w:tcPr>
+          <w:p>
+            <w:pPr>
+              <w:spacing w:before="20" w:after="20" w:line="240" w:lineRule="auto"/>
+              <w:jc w:val="center"/>
+              <w:rPr>
+                <w:rFonts w:ascii="Arial" w:hAnsi="Arial" w:cs="Arial"/>
+                <w:b/>
+                <w:bCs/>
+                <w:sz w:val="16"/>
+                <w:szCs w:val="16"/>
+              </w:rPr>
+            </w:pPr>
+            <w:r>
+              <w:rPr>
+                <w:rFonts w:ascii="Arial" w:hAnsi="Arial" w:cs="Arial"/>
+                <w:b/>
+                <w:bCs/>
+                <w:sz w:val="16"/>
+                <w:szCs w:val="16"/>
+              </w:rPr>
+              <w:t xml:space="preserve">{totalHours}</w:t>
+            </w:r>
+          </w:p>
+        </w:tc>
+        <w:tc>
+          <w:tcPr>
+            <w:tcW w:w="820" w:type="dxa"/>
+            <w:vAlign w:val="center"/>
+          </w:tcPr>
+          <w:p>
+            <w:pPr>
+              <w:spacing w:before="20" w:after="20" w:line="240" w:lineRule="auto"/>
+              <w:jc w:val="center"/>
+              <w:rPr>
+                <w:rFonts w:ascii="Arial" w:hAnsi="Arial" w:cs="Arial"/>
+                <w:b/>
+                <w:bCs/>
+                <w:sz w:val="16"/>
+                <w:szCs w:val="16"/>
+              </w:rPr>
+            </w:pPr>
+            <w:r>
+              <w:rPr>
+                <w:rFonts w:ascii="Arial" w:hAnsi="Arial" w:cs="Arial"/>
+                <w:b/>
+                <w:bCs/>
+                <w:sz w:val="16"/>
+                <w:szCs w:val="16"/>
+              </w:rPr>
+              <w:t xml:space="preserve">{totalOvertime}</w:t>
+            </w:r>
+          </w:p>
+        </w:tc>
+        <w:tc>
+          <w:tcPr>
+            <w:tcW w:w="820" w:type="dxa"/>
+            <w:vAlign w:val="center"/>
+          </w:tcPr>
+          <w:p>
+            <w:pPr>
+              <w:spacing w:before="20" w:after="20" w:line="240" w:lineRule="auto"/>
+              <w:jc w:val="center"/>
+              <w:rPr>
+                <w:rFonts w:ascii="Arial" w:hAnsi="Arial" w:cs="Arial"/>
+                <w:sz w:val="16"/>
+                <w:szCs w:val="16"/>
+              </w:rPr>
+            </w:pPr>
+          </w:p>
+        </w:tc>
+        <w:tc>
+          <w:tcPr>
+            <w:tcW w:w="820" w:type="dxa"/>
+            <w:vAlign w:val="center"/>
+          </w:tcPr>
+          <w:p>
+            <w:pPr>
+              <w:spacing w:before="20" w:after="20" w:line="240" w:lineRule="auto"/>
+              <w:jc w:val="center"/>
+              <w:rPr>
+                <w:rFonts w:ascii="Arial" w:hAnsi="Arial" w:cs="Arial"/>
+                <w:b/>
+                <w:bCs/>
+                <w:sz w:val="16"/>
+                <w:szCs w:val="16"/>
+              </w:rPr>
+            </w:pPr>
+            <w:r>
+              <w:rPr>
+                <w:rFonts w:ascii="Arial" w:hAnsi="Arial" w:cs="Arial"/>
+                <w:b/>
+                <w:bCs/>
+                <w:sz w:val="16"/>
+                <w:szCs w:val="16"/>
+              </w:rPr>
+              <w:t xml:space="preserve">{totalReturnTravel}</w:t>
+            </w:r>
+          </w:p>
+        </w:tc>
+        <w:tc>
+          <w:tcPr>
+            <w:tcW w:w="700" w:type="dxa"/>
+            <w:vAlign w:val="center"/>
+          </w:tcPr>
+          <w:p>
+            <w:pPr>
+              <w:spacing w:before="20" w:after="20" w:line="240" w:lineRule="auto"/>
+              <w:jc w:val="center"/>
+              <w:rPr>
+                <w:rFonts w:ascii="Arial" w:hAnsi="Arial" w:cs="Arial"/>
+                <w:b/>
+                <w:bCs/>
+                <w:sz w:val="16"/>
+                <w:szCs w:val="16"/>
+              </w:rPr>
+            </w:pPr>
+            <w:r>
+              <w:rPr>
+                <w:rFonts w:ascii="Arial" w:hAnsi="Arial" w:cs="Arial"/>
+                <w:b/>
+                <w:bCs/>
+                <w:sz w:val="16"/>
+                <w:szCs w:val="16"/>
+              </w:rPr>
+              <w:t xml:space="preserve">{totalReturnKm}</w:t>
+            </w:r>
+          </w:p>
+        </w:tc>
+      </w:tr>
+    </w:tbl>
     <w:p>
       <w:pPr>
         <w:jc w:val="left"/>

--- a/src/assets/templates/servicebericht-vorlage.docx
+++ b/src/assets/templates/servicebericht-vorlage.docx
@@ -316,39 +316,7 @@
                 <w:sz w:val="16"/>
                 <w:szCs w:val="16"/>
               </w:rPr>
-              <w:t> </w:t>
-            </w:r>
-            <w:r>
-              <w:rPr>
-                <w:rFonts w:ascii="Arial" w:hAnsi="Arial" w:cs="Arial"/>
-                <w:sz w:val="16"/>
-                <w:szCs w:val="16"/>
-              </w:rPr>
-              <w:t> </w:t>
-            </w:r>
-            <w:r>
-              <w:rPr>
-                <w:rFonts w:ascii="Arial" w:hAnsi="Arial" w:cs="Arial"/>
-                <w:sz w:val="16"/>
-                <w:szCs w:val="16"/>
-              </w:rPr>
-              <w:t> </w:t>
-            </w:r>
-            <w:r>
-              <w:rPr>
-                <w:rFonts w:ascii="Arial" w:hAnsi="Arial" w:cs="Arial"/>
-                <w:sz w:val="16"/>
-                <w:szCs w:val="16"/>
-              </w:rPr>
-              <w:t> </w:t>
-            </w:r>
-            <w:r>
-              <w:rPr>
-                <w:rFonts w:ascii="Arial" w:hAnsi="Arial" w:cs="Arial"/>
-                <w:sz w:val="16"/>
-                <w:szCs w:val="16"/>
-              </w:rPr>
-              <w:t> </w:t>
+              <w:t>{objectAddress}</w:t>
             </w:r>
             <w:r>
               <w:rPr>
@@ -576,39 +544,7 @@
                 <w:sz w:val="16"/>
                 <w:szCs w:val="16"/>
               </w:rPr>
-              <w:t> </w:t>
-            </w:r>
-            <w:r>
-              <w:rPr>
-                <w:rFonts w:ascii="Arial" w:hAnsi="Arial" w:cs="Arial"/>
-                <w:sz w:val="16"/>
-                <w:szCs w:val="16"/>
-              </w:rPr>
-              <w:t> </w:t>
-            </w:r>
-            <w:r>
-              <w:rPr>
-                <w:rFonts w:ascii="Arial" w:hAnsi="Arial" w:cs="Arial"/>
-                <w:sz w:val="16"/>
-                <w:szCs w:val="16"/>
-              </w:rPr>
-              <w:t> </w:t>
-            </w:r>
-            <w:r>
-              <w:rPr>
-                <w:rFonts w:ascii="Arial" w:hAnsi="Arial" w:cs="Arial"/>
-                <w:sz w:val="16"/>
-                <w:szCs w:val="16"/>
-              </w:rPr>
-              <w:t> </w:t>
-            </w:r>
-            <w:r>
-              <w:rPr>
-                <w:rFonts w:ascii="Arial" w:hAnsi="Arial" w:cs="Arial"/>
-                <w:sz w:val="16"/>
-                <w:szCs w:val="16"/>
-              </w:rPr>
-              <w:t> </w:t>
+              <w:t>{deficiencies}</w:t>
             </w:r>
             <w:r>
               <w:rPr>
@@ -1231,39 +1167,7 @@
                 <w:sz w:val="16"/>
                 <w:szCs w:val="16"/>
               </w:rPr>
-              <w:t> </w:t>
-            </w:r>
-            <w:r>
-              <w:rPr>
-                <w:rFonts w:ascii="Arial" w:hAnsi="Arial" w:cs="Arial"/>
-                <w:sz w:val="16"/>
-                <w:szCs w:val="16"/>
-              </w:rPr>
-              <w:t> </w:t>
-            </w:r>
-            <w:r>
-              <w:rPr>
-                <w:rFonts w:ascii="Arial" w:hAnsi="Arial" w:cs="Arial"/>
-                <w:sz w:val="16"/>
-                <w:szCs w:val="16"/>
-              </w:rPr>
-              <w:t> </w:t>
-            </w:r>
-            <w:r>
-              <w:rPr>
-                <w:rFonts w:ascii="Arial" w:hAnsi="Arial" w:cs="Arial"/>
-                <w:sz w:val="16"/>
-                <w:szCs w:val="16"/>
-              </w:rPr>
-              <w:t> </w:t>
-            </w:r>
-            <w:r>
-              <w:rPr>
-                <w:rFonts w:ascii="Arial" w:hAnsi="Arial" w:cs="Arial"/>
-                <w:sz w:val="16"/>
-                <w:szCs w:val="16"/>
-              </w:rPr>
-              <w:t> </w:t>
+              <w:t>{contactEmail}</w:t>
             </w:r>
             <w:r>
               <w:rPr>
@@ -1381,39 +1285,7 @@
                 <w:sz w:val="16"/>
                 <w:szCs w:val="16"/>
               </w:rPr>
-              <w:t> </w:t>
-            </w:r>
-            <w:r>
-              <w:rPr>
-                <w:rFonts w:ascii="Arial" w:hAnsi="Arial" w:cs="Arial"/>
-                <w:sz w:val="16"/>
-                <w:szCs w:val="16"/>
-              </w:rPr>
-              <w:t> </w:t>
-            </w:r>
-            <w:r>
-              <w:rPr>
-                <w:rFonts w:ascii="Arial" w:hAnsi="Arial" w:cs="Arial"/>
-                <w:sz w:val="16"/>
-                <w:szCs w:val="16"/>
-              </w:rPr>
-              <w:t> </w:t>
-            </w:r>
-            <w:r>
-              <w:rPr>
-                <w:rFonts w:ascii="Arial" w:hAnsi="Arial" w:cs="Arial"/>
-                <w:sz w:val="16"/>
-                <w:szCs w:val="16"/>
-              </w:rPr>
-              <w:t> </w:t>
-            </w:r>
-            <w:r>
-              <w:rPr>
-                <w:rFonts w:ascii="Arial" w:hAnsi="Arial" w:cs="Arial"/>
-                <w:sz w:val="16"/>
-                <w:szCs w:val="16"/>
-              </w:rPr>
-              <w:t> </w:t>
+              <w:t>{orderNumber}</w:t>
             </w:r>
             <w:r>
               <w:rPr>
@@ -1798,39 +1670,7 @@
                 <w:sz w:val="16"/>
                 <w:szCs w:val="16"/>
               </w:rPr>
-              <w:t> </w:t>
-            </w:r>
-            <w:r>
-              <w:rPr>
-                <w:rFonts w:ascii="Arial" w:hAnsi="Arial" w:cs="Arial"/>
-                <w:sz w:val="16"/>
-                <w:szCs w:val="16"/>
-              </w:rPr>
-              <w:t> </w:t>
-            </w:r>
-            <w:r>
-              <w:rPr>
-                <w:rFonts w:ascii="Arial" w:hAnsi="Arial" w:cs="Arial"/>
-                <w:sz w:val="16"/>
-                <w:szCs w:val="16"/>
-              </w:rPr>
-              <w:t> </w:t>
-            </w:r>
-            <w:r>
-              <w:rPr>
-                <w:rFonts w:ascii="Arial" w:hAnsi="Arial" w:cs="Arial"/>
-                <w:sz w:val="16"/>
-                <w:szCs w:val="16"/>
-              </w:rPr>
-              <w:t> </w:t>
-            </w:r>
-            <w:r>
-              <w:rPr>
-                <w:rFonts w:ascii="Arial" w:hAnsi="Arial" w:cs="Arial"/>
-                <w:sz w:val="16"/>
-                <w:szCs w:val="16"/>
-              </w:rPr>
-              <w:t> </w:t>
+              <w:t>{additionalWorkNotes}</w:t>
             </w:r>
             <w:r>
               <w:rPr>
@@ -1957,39 +1797,7 @@
                 <w:sz w:val="16"/>
                 <w:szCs w:val="16"/>
               </w:rPr>
-              <w:t> </w:t>
-            </w:r>
-            <w:r>
-              <w:rPr>
-                <w:rFonts w:ascii="Arial" w:hAnsi="Arial" w:cs="Arial"/>
-                <w:sz w:val="16"/>
-                <w:szCs w:val="16"/>
-              </w:rPr>
-              <w:t> </w:t>
-            </w:r>
-            <w:r>
-              <w:rPr>
-                <w:rFonts w:ascii="Arial" w:hAnsi="Arial" w:cs="Arial"/>
-                <w:sz w:val="16"/>
-                <w:szCs w:val="16"/>
-              </w:rPr>
-              <w:t> </w:t>
-            </w:r>
-            <w:r>
-              <w:rPr>
-                <w:rFonts w:ascii="Arial" w:hAnsi="Arial" w:cs="Arial"/>
-                <w:sz w:val="16"/>
-                <w:szCs w:val="16"/>
-              </w:rPr>
-              <w:t> </w:t>
-            </w:r>
-            <w:r>
-              <w:rPr>
-                <w:rFonts w:ascii="Arial" w:hAnsi="Arial" w:cs="Arial"/>
-                <w:sz w:val="16"/>
-                <w:szCs w:val="16"/>
-              </w:rPr>
-              <w:t> </w:t>
+              <w:t>{quoteNeededFor}</w:t>
             </w:r>
             <w:r>
               <w:rPr>
@@ -2178,7 +1986,6 @@
                 <w:rFonts w:ascii="Arial" w:hAnsi="Arial" w:cs="Arial"/>
                 <w:b/>
                 <w:i/>
-                <w:vanish/>
                 <w:color w:val="FF0000"/>
                 <w:sz w:val="16"/>
                 <w:szCs w:val="16"/>
@@ -2189,7 +1996,6 @@
                 <w:rFonts w:ascii="Arial" w:hAnsi="Arial" w:cs="Arial"/>
                 <w:b/>
                 <w:i/>
-                <w:vanish/>
                 <w:color w:val="FF0000"/>
                 <w:sz w:val="16"/>
                 <w:szCs w:val="16"/>
@@ -2202,7 +2008,6 @@
               <w:jc w:val="left"/>
               <w:rPr>
                 <w:rFonts w:ascii="Arial" w:hAnsi="Arial" w:cs="Arial"/>
-                <w:vanish/>
                 <w:sz w:val="16"/>
                 <w:szCs w:val="16"/>
               </w:rPr>
@@ -2210,7 +2015,6 @@
             <w:r>
               <w:rPr>
                 <w:rFonts w:ascii="Arial" w:hAnsi="Arial" w:cs="Arial"/>
-                <w:vanish/>
                 <w:sz w:val="16"/>
                 <w:szCs w:val="16"/>
               </w:rPr>
@@ -2226,7 +2030,6 @@
             <w:r>
               <w:rPr>
                 <w:rFonts w:ascii="Arial" w:hAnsi="Arial" w:cs="Arial"/>
-                <w:vanish/>
                 <w:sz w:val="16"/>
                 <w:szCs w:val="16"/>
                 <w:lang w:val="it-IT"/>
@@ -2236,15 +2039,13 @@
             <w:r>
               <w:rPr>
                 <w:rFonts w:ascii="Arial" w:hAnsi="Arial" w:cs="Arial"/>
-                <w:vanish/>
-                <w:sz w:val="16"/>
-                <w:szCs w:val="16"/>
-              </w:rPr>
-            </w:r>
-            <w:r>
-              <w:rPr>
-                <w:rFonts w:ascii="Arial" w:hAnsi="Arial" w:cs="Arial"/>
-                <w:vanish/>
+                <w:sz w:val="16"/>
+                <w:szCs w:val="16"/>
+              </w:rPr>
+            </w:r>
+            <w:r>
+              <w:rPr>
+                <w:rFonts w:ascii="Arial" w:hAnsi="Arial" w:cs="Arial"/>
                 <w:sz w:val="16"/>
                 <w:szCs w:val="16"/>
               </w:rPr>
@@ -2253,7 +2054,6 @@
             <w:r>
               <w:rPr>
                 <w:rFonts w:ascii="Arial" w:hAnsi="Arial" w:cs="Arial"/>
-                <w:vanish/>
                 <w:sz w:val="16"/>
                 <w:szCs w:val="16"/>
               </w:rPr>
@@ -2262,7 +2062,6 @@
             <w:r>
               <w:rPr>
                 <w:rFonts w:ascii="Arial" w:hAnsi="Arial" w:cs="Arial"/>
-                <w:vanish/>
                 <w:sz w:val="16"/>
                 <w:szCs w:val="16"/>
               </w:rPr>
@@ -4358,7 +4157,7 @@
                     <w:sz w:val="16"/>
                     <w:lang w:val="en-US"/>
                   </w:rPr>
-                  <w:t>Installation Einsatzbereit</w:t>
+                  <w:t>{plantStatus}</w:t>
                 </w:r>
               </w:p>
             </w:sdtContent>
@@ -4465,7 +4264,7 @@
                     <w:sz w:val="16"/>
                     <w:lang w:val="en-US"/>
                   </w:rPr>
-                  <w:t>Installation</w:t>
+                  <w:t>{orderType}</w:t>
                 </w:r>
               </w:p>
             </w:sdtContent>
@@ -4568,7 +4367,7 @@
                     <w:sz w:val="16"/>
                     <w:lang w:val="en-US"/>
                   </w:rPr>
-                  <w:t>i.O.</w:t>
+                  <w:t>{securityEquipmentOk}</w:t>
                 </w:r>
               </w:p>
             </w:sdtContent>
@@ -4728,47 +4527,7 @@
                 <w:sz w:val="14"/>
                 <w:szCs w:val="14"/>
               </w:rPr>
-              <w:t> </w:t>
-            </w:r>
-            <w:r>
-              <w:rPr>
-                <w:rFonts w:ascii="Arial" w:hAnsi="Arial" w:cs="Arial"/>
-                <w:b/>
-                <w:bCs/>
-                <w:sz w:val="14"/>
-                <w:szCs w:val="14"/>
-              </w:rPr>
-              <w:t> </w:t>
-            </w:r>
-            <w:r>
-              <w:rPr>
-                <w:rFonts w:ascii="Arial" w:hAnsi="Arial" w:cs="Arial"/>
-                <w:b/>
-                <w:bCs/>
-                <w:sz w:val="14"/>
-                <w:szCs w:val="14"/>
-              </w:rPr>
-              <w:t> </w:t>
-            </w:r>
-            <w:r>
-              <w:rPr>
-                <w:rFonts w:ascii="Arial" w:hAnsi="Arial" w:cs="Arial"/>
-                <w:b/>
-                <w:bCs/>
-                <w:sz w:val="14"/>
-                <w:szCs w:val="14"/>
-              </w:rPr>
-              <w:t> </w:t>
-            </w:r>
-            <w:r>
-              <w:rPr>
-                <w:rFonts w:ascii="Arial" w:hAnsi="Arial" w:cs="Arial"/>
-                <w:b/>
-                <w:bCs/>
-                <w:sz w:val="14"/>
-                <w:szCs w:val="14"/>
-              </w:rPr>
-              <w:t> </w:t>
+              <w:t>{overnightStays}</w:t>
             </w:r>
             <w:r>
               <w:rPr>
@@ -5090,7 +4849,7 @@
                     <w:sz w:val="16"/>
                     <w:lang w:val="en-US"/>
                   </w:rPr>
-                  <w:t>Nein</w:t>
+                  <w:t>{followUpVisitNeeded}</w:t>
                 </w:r>
               </w:p>
             </w:sdtContent>
